--- a/pr-preview/pr-201/chapters/slides-posters-figures-tracked-changes.docx
+++ b/pr-preview/pr-201/chapters/slides-posters-figures-tracked-changes.docx
@@ -16,7 +16,7 @@
       </w:pPr>
       <w:del w:id="1" w:author="PR Preview" w:date="2026-01-01T00:00:00Z">
         <w:r>
-          <w:delText xml:space="preserve">Last modified: 2026-10-14 08:02:01 (PDT)</w:delText>
+          <w:delText xml:space="preserve">Last modified: 2026-10-16 04:14:45 (PDT)</w:delText>
         </w:r>
       </w:del>
     </w:p>
@@ -26,7 +26,7 @@
       </w:pPr>
       <w:ins w:id="2" w:author="PR Preview" w:date="2026-01-01T00:00:00Z">
         <w:r>
-          <w:t xml:space="preserve">Last modified: 2026-10-14 12:06:59 (PDT)</w:t>
+          <w:t xml:space="preserve">Last modified: 2026-10-16 04:17:08 (PDT)</w:t>
         </w:r>
       </w:ins>
     </w:p>
@@ -258,6 +258,68 @@
       </w:r>
       <w:r>
         <w:t xml:space="preserve">Use clean charts, diagrams, and annotated figures instead of text-heavy bullet lists.</w:t>
+      </w:r>
+    </w:p>
+    <w:p>
+      <w:pPr>
+        <w:pStyle w:val="Compact"/>
+        <w:numPr>
+          <w:ilvl w:val="0"/>
+          <w:numId w:val="1001"/>
+        </w:numPr>
+      </w:pPr>
+      <w:r>
+        <w:rPr>
+          <w:b/>
+          <w:bCs/>
+        </w:rPr>
+        <w:t xml:space="preserve">Direct attention</w:t>
+      </w:r>
+      <w:r>
+        <w:t xml:space="preserve">:</w:t>
+      </w:r>
+      <w:r>
+        <w:t xml:space="preserve"> </w:t>
+      </w:r>
+      <w:r>
+        <w:t xml:space="preserve">Use callouts, annotations, or a sequential reveal</w:t>
+      </w:r>
+      <w:r>
+        <w:t xml:space="preserve"> </w:t>
+      </w:r>
+      <w:r>
+        <w:t xml:space="preserve">so the audience looks at the part of the figure you are discussing.</w:t>
+      </w:r>
+    </w:p>
+    <w:p>
+      <w:pPr>
+        <w:pStyle w:val="Compact"/>
+        <w:numPr>
+          <w:ilvl w:val="0"/>
+          <w:numId w:val="1001"/>
+        </w:numPr>
+      </w:pPr>
+      <w:r>
+        <w:rPr>
+          <w:b/>
+          <w:bCs/>
+        </w:rPr>
+        <w:t xml:space="preserve">Show software working</w:t>
+      </w:r>
+      <w:r>
+        <w:t xml:space="preserve">:</w:t>
+      </w:r>
+      <w:r>
+        <w:t xml:space="preserve"> </w:t>
+      </w:r>
+      <w:r>
+        <w:t xml:space="preserve">When you present a package or a pipeline, show live output, reproducible code, or a screenshot</w:t>
+      </w:r>
+      <w:r>
+        <w:t xml:space="preserve"> </w:t>
+      </w:r>
+      <w:r>
+        <w:t xml:space="preserve">instead of only listing its features.</w:t>
       </w:r>
     </w:p>
     <w:p>
@@ -501,6 +563,50 @@
         <w:pStyle w:val="BodyText"/>
       </w:pPr>
       <w:r>
+        <w:t xml:space="preserve">Lead with a well-labeled figure or table</w:t>
+      </w:r>
+      <w:r>
+        <w:t xml:space="preserve"> </w:t>
+      </w:r>
+      <w:r>
+        <w:t xml:space="preserve">instead of a long paragraph that describes a pipeline or compares groups.</w:t>
+      </w:r>
+      <w:r>
+        <w:t xml:space="preserve"> </w:t>
+      </w:r>
+      <w:r>
+        <w:t xml:space="preserve">Use a diagram for a conceptual model, such as a directed acyclic graph (DAG),</w:t>
+      </w:r>
+      <w:r>
+        <w:t xml:space="preserve"> </w:t>
+      </w:r>
+      <w:r>
+        <w:t xml:space="preserve">and for a process, such as a participant flow (CONSORT) diagram or a workflow schematic.</w:t>
+      </w:r>
+      <w:r>
+        <w:t xml:space="preserve"> </w:t>
+      </w:r>
+      <w:r>
+        <w:t xml:space="preserve">Let the text interpret what the figure shows</w:t>
+      </w:r>
+      <w:r>
+        <w:t xml:space="preserve"> </w:t>
+      </w:r>
+      <w:r>
+        <w:t xml:space="preserve">instead of listing every number the reader can already see in it.</w:t>
+      </w:r>
+      <w:r>
+        <w:t xml:space="preserve"> </w:t>
+      </w:r>
+      <w:r>
+        <w:t xml:space="preserve">Give the key estimates in the text and point to the figure for the rest.</w:t>
+      </w:r>
+    </w:p>
+    <w:p>
+      <w:pPr>
+        <w:pStyle w:val="BodyText"/>
+      </w:pPr>
+      <w:r>
         <w:t xml:space="preserve">A clear figure lets a reader check a result without help from the text.</w:t>
       </w:r>
       <w:r>
@@ -544,6 +650,48 @@
       </w:pPr>
       <w:r>
         <w:t xml:space="preserve">Include enough tick marks and tick labels.</w:t>
+      </w:r>
+    </w:p>
+    <w:p>
+      <w:pPr>
+        <w:pStyle w:val="Compact"/>
+        <w:numPr>
+          <w:ilvl w:val="0"/>
+          <w:numId w:val="1003"/>
+        </w:numPr>
+      </w:pPr>
+      <w:r>
+        <w:t xml:space="preserve">Put the ticks in the original measurement scale of each variable,</w:t>
+      </w:r>
+      <w:r>
+        <w:t xml:space="preserve"> </w:t>
+      </w:r>
+      <w:r>
+        <w:t xml:space="preserve">however the model is parametrized and the axis is spaced.</w:t>
+      </w:r>
+      <w:r>
+        <w:t xml:space="preserve"> </w:t>
+      </w:r>
+      <w:r>
+        <w:t xml:space="preserve">If a fit uses scaled or standardized values,</w:t>
+      </w:r>
+      <w:r>
+        <w:t xml:space="preserve"> </w:t>
+      </w:r>
+      <w:r>
+        <w:t xml:space="preserve">place the ticks at round original values and label them with those,</w:t>
+      </w:r>
+      <w:r>
+        <w:t xml:space="preserve"> </w:t>
+      </w:r>
+      <w:r>
+        <w:t xml:space="preserve">so a horsepower axis reads 50, 100, 150 and 200, not 0 to 1.</w:t>
+      </w:r>
+      <w:r>
+        <w:t xml:space="preserve"> </w:t>
+      </w:r>
+      <w:r>
+        <w:t xml:space="preserve">Report numbers such as an error in the response’s units too.</w:t>
       </w:r>
     </w:p>
     <w:p>

--- a/pr-preview/pr-201/chapters/slides-posters-figures-tracked-changes.docx
+++ b/pr-preview/pr-201/chapters/slides-posters-figures-tracked-changes.docx
@@ -16,7 +16,7 @@
       </w:pPr>
       <w:del w:id="1" w:author="PR Preview" w:date="2026-01-01T00:00:00Z">
         <w:r>
-          <w:delText xml:space="preserve">Last modified: 2026-10-16 04:14:45 (PDT)</w:delText>
+          <w:delText xml:space="preserve">Last modified: 2026-10-16 04:25:52 (PDT)</w:delText>
         </w:r>
       </w:del>
     </w:p>
@@ -26,7 +26,7 @@
       </w:pPr>
       <w:ins w:id="2" w:author="PR Preview" w:date="2026-01-01T00:00:00Z">
         <w:r>
-          <w:t xml:space="preserve">Last modified: 2026-10-16 04:17:08 (PDT)</w:t>
+          <w:t xml:space="preserve">Last modified: 2026-10-16 04:37:37 (PDT)</w:t>
         </w:r>
       </w:ins>
     </w:p>
@@ -476,7 +476,7 @@
       </w:r>
     </w:p>
     <w:bookmarkEnd w:id="12"/>
-    <w:bookmarkStart w:id="17" w:name="sec-scientific-figures"/>
+    <w:bookmarkStart w:id="19" w:name="sec-scientific-figures"/>
     <w:p>
       <w:pPr>
         <w:pStyle w:val="Heading2"/>
@@ -815,6 +815,87 @@
         </w:numPr>
       </w:pPr>
       <w:r>
+        <w:t xml:space="preserve">Put the plot’s legend (the key to colors, shapes and line types) at the bottom of the plot, unless you have a reason to put it elsewhere.</w:t>
+      </w:r>
+      <w:r>
+        <w:t xml:space="preserve"> </w:t>
+      </w:r>
+      <w:r>
+        <w:t xml:space="preserve">A bottom legend leaves the full plot width for the data and gives every figure the same layout.</w:t>
+      </w:r>
+    </w:p>
+    <w:p>
+      <w:pPr>
+        <w:pStyle w:val="Compact"/>
+        <w:numPr>
+          <w:ilvl w:val="0"/>
+          <w:numId w:val="1003"/>
+        </w:numPr>
+      </w:pPr>
+      <w:r>
+        <w:t xml:space="preserve">In R, draw the static version of a figure with</w:t>
+      </w:r>
+      <w:r>
+        <w:t xml:space="preserve"> </w:t>
+      </w:r>
+      <w:hyperlink r:id="rId16">
+        <w:r>
+          <w:rPr>
+            <w:rStyle w:val="Hyperlink"/>
+          </w:rPr>
+          <w:t xml:space="preserve">ggplot2</w:t>
+        </w:r>
+      </w:hyperlink>
+      <w:r>
+        <w:t xml:space="preserve">,</w:t>
+      </w:r>
+      <w:r>
+        <w:t xml:space="preserve"> </w:t>
+      </w:r>
+      <w:r>
+        <w:t xml:space="preserve">and the interactive version with plotly as described in</w:t>
+      </w:r>
+      <w:r>
+        <w:t xml:space="preserve"> </w:t>
+      </w:r>
+      <w:hyperlink w:anchor="sec-scientific-figures">
+        <w:r>
+          <w:rPr>
+            <w:rStyle w:val="Hyperlink"/>
+          </w:rPr>
+          <w:t xml:space="preserve">Section 3</w:t>
+        </w:r>
+      </w:hyperlink>
+      <w:r>
+        <w:t xml:space="preserve">.</w:t>
+      </w:r>
+      <w:r>
+        <w:t xml:space="preserve"> </w:t>
+      </w:r>
+      <w:hyperlink r:id="rId17">
+        <w:r>
+          <w:rPr>
+            <w:rStyle w:val="Hyperlink"/>
+          </w:rPr>
+          <w:t xml:space="preserve">Present R results with modern packages</w:t>
+        </w:r>
+      </w:hyperlink>
+      <w:r>
+        <w:t xml:space="preserve"> </w:t>
+      </w:r>
+      <w:r>
+        <w:t xml:space="preserve">gives the reasons.</w:t>
+      </w:r>
+    </w:p>
+    <w:p>
+      <w:pPr>
+        <w:pStyle w:val="Compact"/>
+        <w:numPr>
+          <w:ilvl w:val="0"/>
+          <w:numId w:val="1003"/>
+        </w:numPr>
+      </w:pPr>
+      <w:r>
         <w:t xml:space="preserve">Minimize abbreviations in labels and legends.</w:t>
       </w:r>
     </w:p>
@@ -876,7 +957,7 @@
           <w:numId w:val="1004"/>
         </w:numPr>
       </w:pPr>
-      <w:hyperlink r:id="rId16">
+      <w:hyperlink r:id="rId18">
         <w:r>
           <w:rPr>
             <w:rStyle w:val="Hyperlink"/>
@@ -903,8 +984,8 @@
         <w:t xml:space="preserve">with sidenotes, typography, and tight integration of graphics with text</w:t>
       </w:r>
     </w:p>
-    <w:bookmarkEnd w:id="17"/>
-    <w:bookmarkStart w:id="33" w:name="sec-3d-graphs"/>
+    <w:bookmarkEnd w:id="19"/>
+    <w:bookmarkStart w:id="35" w:name="sec-3d-graphs"/>
     <w:p>
       <w:pPr>
         <w:pStyle w:val="Heading2"/>
@@ -1025,7 +1106,7 @@
       <w:r>
         <w:t xml:space="preserve"> </w:t>
       </w:r>
-      <w:hyperlink r:id="rId18">
+      <w:hyperlink r:id="rId20">
         <w:r>
           <w:rPr>
             <w:rStyle w:val="Hyperlink"/>
@@ -1057,7 +1138,7 @@
       <w:r>
         <w:t xml:space="preserve"> </w:t>
       </w:r>
-      <w:hyperlink r:id="rId19">
+      <w:hyperlink r:id="rId21">
         <w:r>
           <w:rPr>
             <w:rStyle w:val="Hyperlink"/>
@@ -1131,18 +1212,18 @@
                 <wp:inline>
                   <wp:extent cx="152400" cy="152400"/>
                   <wp:effectExtent b="0" l="0" r="0" t="0"/>
-                  <wp:docPr descr="" title="" id="21" name="Picture"/>
+                  <wp:docPr descr="" title="" id="23" name="Picture"/>
                   <a:graphic>
                     <a:graphicData uri="http://schemas.openxmlformats.org/drawingml/2006/picture">
                       <pic:pic>
                         <pic:nvPicPr>
-                          <pic:cNvPr descr="/opt/quarto/share/formats/docx/note.png" id="22" name="Picture"/>
+                          <pic:cNvPr descr="/opt/quarto/share/formats/docx/note.png" id="24" name="Picture"/>
                           <pic:cNvPicPr>
                             <a:picLocks noChangeArrowheads="1" noChangeAspect="1"/>
                           </pic:cNvPicPr>
                         </pic:nvPicPr>
                         <pic:blipFill>
-                          <a:blip r:embed="rId20"/>
+                          <a:blip r:embed="rId22"/>
                           <a:stretch>
                             <a:fillRect/>
                           </a:stretch>
@@ -1210,7 +1291,7 @@
             <w:r>
               <w:t xml:space="preserve"> </w:t>
             </w:r>
-            <w:hyperlink r:id="rId23">
+            <w:hyperlink r:id="rId25">
               <w:r>
                 <w:rPr>
                   <w:rStyle w:val="Hyperlink"/>
@@ -1227,7 +1308,7 @@
             <w:r>
               <w:t xml:space="preserve"> </w:t>
             </w:r>
-            <w:hyperlink r:id="rId24">
+            <w:hyperlink r:id="rId26">
               <w:r>
                 <w:rPr>
                   <w:rStyle w:val="Hyperlink"/>
@@ -1256,7 +1337,7 @@
             <w:r>
               <w:t xml:space="preserve"> </w:t>
             </w:r>
-            <w:hyperlink r:id="rId25">
+            <w:hyperlink r:id="rId27">
               <w:r>
                 <w:rPr>
                   <w:rStyle w:val="Hyperlink"/>
@@ -1281,8 +1362,8 @@
         </w:tc>
       </w:tr>
     </w:tbl>
-    <w:bookmarkStart w:id="32" w:name="refs"/>
-    <w:bookmarkStart w:id="27" w:name="ref-kirchoff2021"/>
+    <w:bookmarkStart w:id="34" w:name="refs"/>
+    <w:bookmarkStart w:id="29" w:name="ref-kirchoff2021"/>
     <w:p>
       <w:pPr>
         <w:pStyle w:val="Bibliography"/>
@@ -1315,7 +1396,7 @@
       <w:r>
         <w:t xml:space="preserve"> </w:t>
       </w:r>
-      <w:hyperlink r:id="rId26">
+      <w:hyperlink r:id="rId28">
         <w:r>
           <w:rPr>
             <w:rStyle w:val="Hyperlink"/>
@@ -1327,8 +1408,8 @@
         <w:t xml:space="preserve">.</w:t>
       </w:r>
     </w:p>
-    <w:bookmarkEnd w:id="27"/>
-    <w:bookmarkStart w:id="29" w:name="ref-ratcliff2023"/>
+    <w:bookmarkEnd w:id="29"/>
+    <w:bookmarkStart w:id="31" w:name="ref-ratcliff2023"/>
     <w:p>
       <w:pPr>
         <w:pStyle w:val="Bibliography"/>
@@ -1373,7 +1454,7 @@
       <w:r>
         <w:t xml:space="preserve"> </w:t>
       </w:r>
-      <w:hyperlink r:id="rId28">
+      <w:hyperlink r:id="rId30">
         <w:r>
           <w:rPr>
             <w:rStyle w:val="Hyperlink"/>
@@ -1385,8 +1466,8 @@
         <w:t xml:space="preserve">.</w:t>
       </w:r>
     </w:p>
-    <w:bookmarkEnd w:id="29"/>
-    <w:bookmarkStart w:id="31" w:name="ref-rougier2014"/>
+    <w:bookmarkEnd w:id="31"/>
+    <w:bookmarkStart w:id="33" w:name="ref-rougier2014"/>
     <w:p>
       <w:pPr>
         <w:pStyle w:val="Bibliography"/>
@@ -1419,7 +1500,7 @@
       <w:r>
         <w:t xml:space="preserve"> </w:t>
       </w:r>
-      <w:hyperlink r:id="rId30">
+      <w:hyperlink r:id="rId32">
         <w:r>
           <w:rPr>
             <w:rStyle w:val="Hyperlink"/>
@@ -1431,9 +1512,9 @@
         <w:t xml:space="preserve">.</w:t>
       </w:r>
     </w:p>
-    <w:bookmarkEnd w:id="31"/>
-    <w:bookmarkEnd w:id="32"/>
     <w:bookmarkEnd w:id="33"/>
+    <w:bookmarkEnd w:id="34"/>
+    <w:bookmarkEnd w:id="35"/>
     <w:sectPr>
       <w:footnotePr>
         <w:numRestart w:val="eachSect"/>
